--- a/Lab5 .docx
+++ b/Lab5 .docx
@@ -64,9 +64,9 @@
         </w:rPr>
         <w:lastRenderedPageBreak/>
         <w:drawing>
-          <wp:inline distT="0" distB="0" distL="0" distR="0" wp14:anchorId="03E503AB" wp14:editId="45BE1DE2">
-            <wp:extent cx="2870097" cy="6210795"/>
-            <wp:effectExtent l="0" t="0" r="6985" b="0"/>
+          <wp:inline distT="0" distB="0" distL="0" distR="0" wp14:anchorId="03E503AB" wp14:editId="659EAED1">
+            <wp:extent cx="3506676" cy="7588332"/>
+            <wp:effectExtent l="0" t="0" r="0" b="0"/>
             <wp:docPr id="865088657" name="Picture 1"/>
             <wp:cNvGraphicFramePr>
               <a:graphicFrameLocks xmlns:a="http://schemas.openxmlformats.org/drawingml/2006/main" noChangeAspect="1"/>
@@ -87,7 +87,7 @@
                   <pic:spPr>
                     <a:xfrm>
                       <a:off x="0" y="0"/>
-                      <a:ext cx="2871160" cy="6213096"/>
+                      <a:ext cx="3514091" cy="7604379"/>
                     </a:xfrm>
                     <a:prstGeom prst="rect">
                       <a:avLst/>
